--- a/public/docs/saas-buildout/collective/legal/HEAD_LICENCE_DEED_v0.1.docx
+++ b/public/docs/saas-buildout/collective/legal/HEAD_LICENCE_DEED_v0.1.docx
@@ -348,7 +348,7 @@
         <w:t xml:space="preserve"> </w:t>
       </w:r>
       <w:r>
-        <w:t xml:space="preserve">means the initial, proof-of-concept programme (limited to ten founding partners with locked-for-life founding pricing) under which the Company sublicenses a branded instance of the Platform to allied coaches. The Company may licence the Platform to further partners at standard rates after the founding programme.</w:t>
+        <w:t xml:space="preserve">means the programme under which the Company sublicenses a branded instance of the Platform to allied coaches. There is no limit on the number of partners. Early partners may be offered a locked-for-life founding rate, which is a pricing term only and confers no exclusivity.</w:t>
       </w:r>
     </w:p>
     <w:p>

--- a/public/docs/saas-buildout/collective/legal/HEAD_LICENCE_DEED_v0.1.docx
+++ b/public/docs/saas-buildout/collective/legal/HEAD_LICENCE_DEED_v0.1.docx
@@ -269,7 +269,7 @@
         <w:t xml:space="preserve">Body Recode IP</w:t>
       </w:r>
       <w:r>
-        <w:t xml:space="preserve">, as described in Schedule 1 and in the IP Licence Deed).</w:t>
+        <w:t xml:space="preserve">, as described in Schedule 1 and in the Partner IP Sublicence Deed).</w:t>
       </w:r>
     </w:p>
     <w:p>
@@ -330,7 +330,7 @@
         <w:t xml:space="preserve"> </w:t>
       </w:r>
       <w:r>
-        <w:t xml:space="preserve">means all Layer 1 IP, Layer 2 IP, and Body Recode Marks, as those terms are defined in the IP Licence Deed, together with all Improvements.</w:t>
+        <w:t xml:space="preserve">means all Layer 1 IP, Layer 2 IP, and Body Recode Marks, as those terms are defined in the Partner IP Sublicence Deed, together with all Improvements.</w:t>
       </w:r>
     </w:p>
     <w:p>
@@ -933,7 +933,7 @@
         <w:pStyle w:val="FirstParagraph"/>
       </w:pPr>
       <w:r>
-        <w:t xml:space="preserve">As defined in the IP Licence Deed (</w:t>
+        <w:t xml:space="preserve">As defined in the Partner IP Sublicence Deed (</w:t>
       </w:r>
       <w:r>
         <w:rPr>
